--- a/resume.docx
+++ b/resume.docx
@@ -9,11 +9,8 @@
       </w:pPr>
       <w:r>
         <w:rPr>
-          <w:rFonts w:ascii="Calibri" w:eastAsia="Calibri" w:hAnsi="Calibri" w:cs="Calibri"/>
-          <w:b/>
-          <w:bCs/>
+          <w:b/>
           <w:sz w:val="34"/>
-          <w:szCs w:val="34"/>
         </w:rPr>
         <w:t>JOHN JERICK CAÑA AGAPITO</w:t>
       </w:r>
@@ -75,38 +72,48 @@
         <w:spacing w:after="14"/>
         <w:jc w:val="center"/>
       </w:pPr>
-      <w:hyperlink r:id="rId6" w:history="1">
+      <w:hyperlink r:id="rId12">
         <w:r>
           <w:rPr>
-            <w:rFonts w:ascii="Calibri" w:eastAsia="Calibri" w:hAnsi="Calibri" w:cs="Calibri"/>
-            <w:color w:val="1155CC"/>
-            <w:sz w:val="19"/>
-            <w:szCs w:val="19"/>
-            <w:u w:val="single" w:color="1155CC"/>
+            <w:color w:val="1F4E79"/>
+            <w:sz w:val="17"/>
+            <w:u w:val="single"/>
           </w:rPr>
           <w:t>linkedin.com/in/john-jerick-agapito-30651a337</w:t>
         </w:r>
       </w:hyperlink>
       <w:r>
         <w:rPr>
-          <w:rFonts w:ascii="Calibri" w:eastAsia="Calibri" w:hAnsi="Calibri" w:cs="Calibri"/>
-          <w:sz w:val="19"/>
-          <w:szCs w:val="19"/>
+          <w:sz w:val="17"/>
         </w:rPr>
         <w:t xml:space="preserve">  |  </w:t>
       </w:r>
-      <w:hyperlink r:id="rId7" w:history="1">
+      <w:hyperlink r:id="rId8">
         <w:r>
           <w:rPr>
-            <w:rFonts w:ascii="Calibri" w:eastAsia="Calibri" w:hAnsi="Calibri" w:cs="Calibri"/>
-            <w:color w:val="1155CC"/>
-            <w:sz w:val="19"/>
-            <w:szCs w:val="19"/>
-            <w:u w:val="single" w:color="1155CC"/>
+            <w:color w:val="1F4E79"/>
+            <w:sz w:val="17"/>
+            <w:u w:val="single"/>
           </w:rPr>
           <w:t>github.com/earlysev7n</w:t>
         </w:r>
       </w:hyperlink>
+      <w:r>
+        <w:rPr>
+          <w:sz w:val="17"/>
+        </w:rPr>
+        <w:t xml:space="preserve">  |  </w:t>
+      </w:r>
+      <w:hyperlink r:id="rId13">
+        <w:r>
+          <w:rPr>
+            <w:color w:val="1F4E79"/>
+            <w:sz w:val="17"/>
+            <w:u w:val="single"/>
+          </w:rPr>
+          <w:t>johnjerick.vercel.app</w:t>
+        </w:r>
+      </w:hyperlink>
     </w:p>
     <w:p>
       <w:pPr>
@@ -257,108 +264,70 @@
       </w:pPr>
       <w:r>
         <w:rPr>
-          <w:rFonts w:ascii="Calibri" w:eastAsia="Calibri" w:hAnsi="Calibri" w:cs="Calibri"/>
-          <w:b/>
-          <w:bCs/>
-          <w:sz w:val="19"/>
-          <w:szCs w:val="19"/>
-        </w:rPr>
-        <w:t xml:space="preserve">Languages: </w:t>
-      </w:r>
-      <w:r>
-        <w:rPr>
-          <w:rFonts w:ascii="Calibri" w:eastAsia="Calibri" w:hAnsi="Calibri" w:cs="Calibri"/>
-          <w:sz w:val="19"/>
-          <w:szCs w:val="19"/>
-        </w:rPr>
-        <w:t>Dart, Python, JavaScript, SQL</w:t>
-      </w:r>
-    </w:p>
-    <w:p>
-      <w:pPr>
-        <w:spacing w:after="18"/>
-      </w:pPr>
-      <w:r>
-        <w:rPr>
-          <w:rFonts w:ascii="Calibri" w:eastAsia="Calibri" w:hAnsi="Calibri" w:cs="Calibri"/>
-          <w:b/>
-          <w:bCs/>
-          <w:sz w:val="19"/>
-          <w:szCs w:val="19"/>
+          <w:b/>
+          <w:sz w:val="19"/>
+        </w:rPr>
+        <w:t xml:space="preserve">Languages &amp; Web: </w:t>
+      </w:r>
+      <w:r>
+        <w:rPr>
+          <w:sz w:val="19"/>
+        </w:rPr>
+        <w:t>Dart, Python, JavaScript, SQL, HTML, CSS</w:t>
+      </w:r>
+    </w:p>
+    <w:p>
+      <w:pPr>
+        <w:spacing w:after="18"/>
+      </w:pPr>
+      <w:r>
+        <w:rPr>
+          <w:b/>
+          <w:sz w:val="19"/>
         </w:rPr>
         <w:t xml:space="preserve">Frameworks &amp; Libraries: </w:t>
       </w:r>
       <w:r>
         <w:rPr>
-          <w:rFonts w:ascii="Calibri" w:eastAsia="Calibri" w:hAnsi="Calibri" w:cs="Calibri"/>
-          <w:sz w:val="19"/>
-          <w:szCs w:val="19"/>
-        </w:rPr>
-        <w:t>Flutter, Provider, Node.js</w:t>
-      </w:r>
-    </w:p>
-    <w:p>
-      <w:pPr>
-        <w:spacing w:after="18"/>
-      </w:pPr>
-      <w:r>
-        <w:rPr>
-          <w:rFonts w:ascii="Calibri" w:eastAsia="Calibri" w:hAnsi="Calibri" w:cs="Calibri"/>
-          <w:b/>
-          <w:bCs/>
-          <w:sz w:val="19"/>
-          <w:szCs w:val="19"/>
+          <w:sz w:val="19"/>
+        </w:rPr>
+        <w:t>Flutter, Provider, React, React Router, Node.js</w:t>
+      </w:r>
+    </w:p>
+    <w:p>
+      <w:pPr>
+        <w:spacing w:after="18"/>
+      </w:pPr>
+      <w:r>
+        <w:rPr>
+          <w:b/>
+          <w:sz w:val="19"/>
         </w:rPr>
         <w:t xml:space="preserve">Databases &amp; Cloud: </w:t>
       </w:r>
       <w:r>
         <w:rPr>
-          <w:rFonts w:ascii="Calibri" w:eastAsia="Calibri" w:hAnsi="Calibri" w:cs="Calibri"/>
-          <w:sz w:val="19"/>
-          <w:szCs w:val="19"/>
-        </w:rPr>
-        <w:t xml:space="preserve">Firebase (Cloud </w:t>
-      </w:r>
-      <w:proofErr w:type="spellStart"/>
-      <w:r>
-        <w:rPr>
-          <w:rFonts w:ascii="Calibri" w:eastAsia="Calibri" w:hAnsi="Calibri" w:cs="Calibri"/>
-          <w:sz w:val="19"/>
-          <w:szCs w:val="19"/>
-        </w:rPr>
-        <w:t>Firestore</w:t>
-      </w:r>
-      <w:proofErr w:type="spellEnd"/>
-      <w:r>
-        <w:rPr>
-          <w:rFonts w:ascii="Calibri" w:eastAsia="Calibri" w:hAnsi="Calibri" w:cs="Calibri"/>
-          <w:sz w:val="19"/>
-          <w:szCs w:val="19"/>
-        </w:rPr>
-        <w:t>, Authentication), MySQL</w:t>
-      </w:r>
-    </w:p>
-    <w:p>
-      <w:pPr>
-        <w:spacing w:after="18"/>
-      </w:pPr>
-      <w:r>
-        <w:rPr>
-          <w:rFonts w:ascii="Calibri" w:eastAsia="Calibri" w:hAnsi="Calibri" w:cs="Calibri"/>
-          <w:b/>
-          <w:bCs/>
-          <w:sz w:val="19"/>
-          <w:szCs w:val="19"/>
+          <w:sz w:val="19"/>
+        </w:rPr>
+        <w:t>Firebase (Cloud Firestore, Authentication), MySQL, Vercel</w:t>
+      </w:r>
+    </w:p>
+    <w:p>
+      <w:pPr>
+        <w:spacing w:after="18"/>
+      </w:pPr>
+      <w:r>
+        <w:rPr>
+          <w:b/>
+          <w:sz w:val="19"/>
         </w:rPr>
         <w:t xml:space="preserve">Tools: </w:t>
       </w:r>
       <w:r>
         <w:rPr>
-          <w:rFonts w:ascii="Calibri" w:eastAsia="Calibri" w:hAnsi="Calibri" w:cs="Calibri"/>
-          <w:sz w:val="19"/>
-          <w:szCs w:val="19"/>
-        </w:rPr>
-        <w:t>Git, GitHub, Visual Studio Code</w:t>
+          <w:sz w:val="19"/>
+        </w:rPr>
+        <w:t>Git, GitHub, Vite, Visual Studio Code</w:t>
       </w:r>
     </w:p>
     <w:p>
